--- a/common/template/document/contract_student_part_free.docx
+++ b/common/template/document/contract_student_part_free.docx
@@ -1,26 +1,129 @@
 
 <file path=word/document.xml><?xml version="1.0" encoding="utf-8"?>
-<w:document xmlns:wpc="http://schemas.microsoft.com/office/word/2010/wordprocessingCanvas" xmlns:mc="http://schemas.openxmlformats.org/markup-compatibility/2006" xmlns:o="urn:schemas-microsoft-com:office:office" xmlns:r="http://schemas.openxmlformats.org/officeDocument/2006/relationships" xmlns:m="http://schemas.openxmlformats.org/officeDocument/2006/math" xmlns:v="urn:schemas-microsoft-com:vml" xmlns:wp14="http://schemas.microsoft.com/office/word/2010/wordprocessingDrawing" xmlns:wp="http://schemas.openxmlformats.org/drawingml/2006/wordprocessingDrawing" xmlns:w10="urn:schemas-microsoft-com:office:word" xmlns:w="http://schemas.openxmlformats.org/wordprocessingml/2006/main" xmlns:w14="http://schemas.microsoft.com/office/word/2010/wordml" xmlns:w15="http://schemas.microsoft.com/office/word/2012/wordml" xmlns:wpg="http://schemas.microsoft.com/office/word/2010/wordprocessingGroup" xmlns:wpi="http://schemas.microsoft.com/office/word/2010/wordprocessingInk" xmlns:wne="http://schemas.microsoft.com/office/word/2006/wordml" xmlns:wps="http://schemas.microsoft.com/office/word/2010/wordprocessingShape" mc:Ignorable="w14 w15 wp14">
+<w:document xmlns:wpc="http://schemas.microsoft.com/office/word/2010/wordprocessingCanvas" xmlns:cx="http://schemas.microsoft.com/office/drawing/2014/chartex" xmlns:cx1="http://schemas.microsoft.com/office/drawing/2015/9/8/chartex" xmlns:cx2="http://schemas.microsoft.com/office/drawing/2015/10/21/chartex" xmlns:cx3="http://schemas.microsoft.com/office/drawing/2016/5/9/chartex" xmlns:cx4="http://schemas.microsoft.com/office/drawing/2016/5/10/chartex" xmlns:cx5="http://schemas.microsoft.com/office/drawing/2016/5/11/chartex" xmlns:cx6="http://schemas.microsoft.com/office/drawing/2016/5/12/chartex" xmlns:cx7="http://schemas.microsoft.com/office/drawing/2016/5/13/chartex" xmlns:cx8="http://schemas.microsoft.com/office/drawing/2016/5/14/chartex" xmlns:mc="http://schemas.openxmlformats.org/markup-compatibility/2006" xmlns:aink="http://schemas.microsoft.com/office/drawing/2016/ink" xmlns:am3d="http://schemas.microsoft.com/office/drawing/2017/model3d" xmlns:o="urn:schemas-microsoft-com:office:office" xmlns:oel="http://schemas.microsoft.com/office/2019/extlst" xmlns:r="http://schemas.openxmlformats.org/officeDocument/2006/relationships" xmlns:m="http://schemas.openxmlformats.org/officeDocument/2006/math" xmlns:v="urn:schemas-microsoft-com:vml" xmlns:wp14="http://schemas.microsoft.com/office/word/2010/wordprocessingDrawing" xmlns:wp="http://schemas.openxmlformats.org/drawingml/2006/wordprocessingDrawing" xmlns:w10="urn:schemas-microsoft-com:office:word" xmlns:w="http://schemas.openxmlformats.org/wordprocessingml/2006/main" xmlns:w14="http://schemas.microsoft.com/office/word/2010/wordml" xmlns:w15="http://schemas.microsoft.com/office/word/2012/wordml" xmlns:w16cex="http://schemas.microsoft.com/office/word/2018/wordml/cex" xmlns:w16cid="http://schemas.microsoft.com/office/word/2016/wordml/cid" xmlns:w16="http://schemas.microsoft.com/office/word/2018/wordml" xmlns:w16sdtdh="http://schemas.microsoft.com/office/word/2020/wordml/sdtdatahash" xmlns:w16se="http://schemas.microsoft.com/office/word/2015/wordml/symex" xmlns:wpg="http://schemas.microsoft.com/office/word/2010/wordprocessingGroup" xmlns:wpi="http://schemas.microsoft.com/office/word/2010/wordprocessingInk" xmlns:wne="http://schemas.microsoft.com/office/word/2006/wordml" xmlns:wps="http://schemas.microsoft.com/office/word/2010/wordprocessingShape" mc:Ignorable="w14 w15 w16se w16cid w16 w16cex w16sdtdh wp14">
   <w:body>
     <w:p>
       <w:pPr>
-        <w:pStyle w:val="ConsPlusTitle"/>
-        <w:suppressAutoHyphens/>
-        <w:contextualSpacing/>
+        <w:pStyle w:val="a3"/>
+        <w:spacing w:before="0" w:beforeAutospacing="0" w:after="0" w:afterAutospacing="0"/>
         <w:jc w:val="center"/>
         <w:rPr>
-          <w:rFonts w:ascii="Times New Roman" w:hAnsi="Times New Roman" w:cs="Times New Roman"/>
-          <w:sz w:val="18"/>
-          <w:szCs w:val="18"/>
-        </w:rPr>
-      </w:pPr>
-      <w:r>
-        <w:rPr>
-          <w:rFonts w:ascii="Times New Roman" w:hAnsi="Times New Roman" w:cs="Times New Roman"/>
+          <w:b/>
+          <w:bCs/>
+          <w:sz w:val="18"/>
+          <w:szCs w:val="18"/>
+          <w:lang w:val="en-US"/>
+        </w:rPr>
+      </w:pPr>
+      <w:r>
+        <w:rPr>
+          <w:b/>
+          <w:bCs/>
           <w:sz w:val="18"/>
           <w:szCs w:val="18"/>
         </w:rPr>
         <w:t>ДОГОВОР ОБ ОБРАЗОВАНИИ</w:t>
+      </w:r>
+      <w:r>
+        <w:rPr>
+          <w:sz w:val="18"/>
+          <w:szCs w:val="18"/>
+        </w:rPr>
+        <w:t xml:space="preserve"> </w:t>
+      </w:r>
+      <w:r>
+        <w:rPr>
+          <w:rStyle w:val="a4"/>
+          <w:sz w:val="18"/>
+          <w:szCs w:val="18"/>
+          <w:lang w:val="en-US"/>
+        </w:rPr>
+        <w:t>№</w:t>
+      </w:r>
+      <w:r>
+        <w:rPr>
+          <w:b/>
+          <w:bCs/>
+          <w:sz w:val="18"/>
+          <w:szCs w:val="18"/>
+          <w:lang w:val="en-US"/>
+        </w:rPr>
+        <w:t>[</w:t>
+      </w:r>
+      <w:proofErr w:type="spellStart"/>
+      <w:proofErr w:type="gramStart"/>
+      <w:r>
+        <w:rPr>
+          <w:b/>
+          <w:bCs/>
+          <w:sz w:val="18"/>
+          <w:szCs w:val="18"/>
+          <w:lang w:val="en-US"/>
+        </w:rPr>
+        <w:t>doc.student</w:t>
+      </w:r>
+      <w:proofErr w:type="gramEnd"/>
+      <w:r>
+        <w:rPr>
+          <w:b/>
+          <w:bCs/>
+          <w:sz w:val="18"/>
+          <w:szCs w:val="18"/>
+          <w:lang w:val="en-US"/>
+        </w:rPr>
+        <w:t>_fls</w:t>
+      </w:r>
+      <w:proofErr w:type="spellEnd"/>
+      <w:r>
+        <w:rPr>
+          <w:b/>
+          <w:bCs/>
+          <w:sz w:val="18"/>
+          <w:szCs w:val="18"/>
+          <w:lang w:val="en-US"/>
+        </w:rPr>
+        <w:t>]</w:t>
+      </w:r>
+      <w:r>
+        <w:rPr>
+          <w:rStyle w:val="a4"/>
+          <w:sz w:val="18"/>
+          <w:szCs w:val="18"/>
+          <w:lang w:val="en-US"/>
+        </w:rPr>
+        <w:t>-</w:t>
+      </w:r>
+      <w:r>
+        <w:rPr>
+          <w:b/>
+          <w:bCs/>
+          <w:sz w:val="18"/>
+          <w:szCs w:val="18"/>
+          <w:lang w:val="en-US"/>
+        </w:rPr>
+        <w:t>[</w:t>
+      </w:r>
+      <w:proofErr w:type="spellStart"/>
+      <w:r>
+        <w:rPr>
+          <w:b/>
+          <w:bCs/>
+          <w:sz w:val="18"/>
+          <w:szCs w:val="18"/>
+          <w:lang w:val="en-US"/>
+        </w:rPr>
+        <w:t>doc.doc_date_year</w:t>
+      </w:r>
+      <w:proofErr w:type="spellEnd"/>
+      <w:r>
+        <w:rPr>
+          <w:b/>
+          <w:bCs/>
+          <w:sz w:val="18"/>
+          <w:szCs w:val="18"/>
+          <w:lang w:val="en-US"/>
+        </w:rPr>
+        <w:t>]</w:t>
       </w:r>
     </w:p>
     <w:p>
@@ -376,23 +479,7 @@
           <w:sz w:val="16"/>
           <w:szCs w:val="16"/>
         </w:rPr>
-        <w:t xml:space="preserve">», осуществляющее образовательную деятельность на основании лицензии № 037443 от 27 апреля 2016 г. на осуществление образовательной деятельности, выданной Департаментом образования города Москвы и приказа Министерства образования и науки Российской Федерации от 25.10.2013 № 1185, именуемое в дальнейшем Исполнитель, в лице директора </w:t>
-      </w:r>
-      <w:proofErr w:type="spellStart"/>
-      <w:r>
-        <w:rPr>
-          <w:sz w:val="16"/>
-          <w:szCs w:val="16"/>
-        </w:rPr>
-        <w:t>Карташевой</w:t>
-      </w:r>
-      <w:proofErr w:type="spellEnd"/>
-      <w:r>
-        <w:rPr>
-          <w:sz w:val="16"/>
-          <w:szCs w:val="16"/>
-        </w:rPr>
-        <w:t xml:space="preserve"> Натальи Михайловны, действующей на основании Устава, с</w:t>
+        <w:t>», осуществляющее образовательную деятельность на основании лицензии № 037443 от 27 апреля 2016 г. на осуществление образовательной деятельности, выданной Департаментом образования города Москвы и приказа Министерства образования и науки Российской Федерации от 25.10.2013 № 1185, именуемое в дальнейшем Исполнитель, в лице директора Карташевой Натальи Михайловны, действующей на основании Устава, с</w:t>
       </w:r>
       <w:r>
         <w:rPr>
@@ -555,7 +642,7 @@
           <w:sz w:val="16"/>
           <w:szCs w:val="16"/>
         </w:rPr>
-        <w:t>[doc.</w:t>
+        <w:t>[</w:t>
       </w:r>
       <w:proofErr w:type="spellStart"/>
       <w:r>
@@ -565,7 +652,7 @@
           <w:sz w:val="16"/>
           <w:szCs w:val="16"/>
         </w:rPr>
-        <w:t>programm</w:t>
+        <w:t>doc.programm_name</w:t>
       </w:r>
       <w:proofErr w:type="spellEnd"/>
       <w:r>
@@ -575,7 +662,7 @@
           <w:sz w:val="16"/>
           <w:szCs w:val="16"/>
         </w:rPr>
-        <w:t>_name],</w:t>
+        <w:t>],</w:t>
       </w:r>
       <w:r>
         <w:rPr>
@@ -613,17 +700,7 @@
           <w:sz w:val="16"/>
           <w:szCs w:val="16"/>
         </w:rPr>
-        <w:t xml:space="preserve">1.2. Срок освоения образовательной программы на </w:t>
-      </w:r>
-      <w:bookmarkStart w:id="1" w:name="_GoBack"/>
-      <w:bookmarkEnd w:id="1"/>
-      <w:r>
-        <w:rPr>
-          <w:rFonts w:ascii="Times New Roman" w:hAnsi="Times New Roman" w:cs="Times New Roman"/>
-          <w:sz w:val="16"/>
-          <w:szCs w:val="16"/>
-        </w:rPr>
-        <w:t xml:space="preserve">момент подписания Договора </w:t>
+        <w:t xml:space="preserve">1.2. Срок освоения образовательной программы на момент подписания Договора </w:t>
       </w:r>
       <w:proofErr w:type="gramStart"/>
       <w:r>
@@ -2385,7 +2462,6 @@
         </w:rPr>
         <w:t>_</w:t>
       </w:r>
-      <w:proofErr w:type="spellStart"/>
       <w:r>
         <w:rPr>
           <w:rFonts w:ascii="Times New Roman" w:hAnsi="Times New Roman"/>
@@ -2396,7 +2472,6 @@
         </w:rPr>
         <w:t>str</w:t>
       </w:r>
-      <w:proofErr w:type="spellEnd"/>
       <w:r>
         <w:rPr>
           <w:rFonts w:ascii="Times New Roman" w:hAnsi="Times New Roman"/>
@@ -3553,8 +3628,8 @@
           <w:szCs w:val="16"/>
         </w:rPr>
       </w:pPr>
-      <w:bookmarkStart w:id="2" w:name="Par156"/>
-      <w:bookmarkEnd w:id="2"/>
+      <w:bookmarkStart w:id="1" w:name="Par156"/>
+      <w:bookmarkEnd w:id="1"/>
     </w:p>
     <w:p>
       <w:pPr>
@@ -5607,7 +5682,7 @@
 </file>
 
 <file path=word/styles.xml><?xml version="1.0" encoding="utf-8"?>
-<w:styles xmlns:mc="http://schemas.openxmlformats.org/markup-compatibility/2006" xmlns:r="http://schemas.openxmlformats.org/officeDocument/2006/relationships" xmlns:w="http://schemas.openxmlformats.org/wordprocessingml/2006/main" xmlns:w14="http://schemas.microsoft.com/office/word/2010/wordml" xmlns:w15="http://schemas.microsoft.com/office/word/2012/wordml" mc:Ignorable="w14 w15">
+<w:styles xmlns:mc="http://schemas.openxmlformats.org/markup-compatibility/2006" xmlns:r="http://schemas.openxmlformats.org/officeDocument/2006/relationships" xmlns:w="http://schemas.openxmlformats.org/wordprocessingml/2006/main" xmlns:w14="http://schemas.microsoft.com/office/word/2010/wordml" xmlns:w15="http://schemas.microsoft.com/office/word/2012/wordml" xmlns:w16cex="http://schemas.microsoft.com/office/word/2018/wordml/cex" xmlns:w16cid="http://schemas.microsoft.com/office/word/2016/wordml/cid" xmlns:w16="http://schemas.microsoft.com/office/word/2018/wordml" xmlns:w16sdtdh="http://schemas.microsoft.com/office/word/2020/wordml/sdtdatahash" xmlns:w16se="http://schemas.microsoft.com/office/word/2015/wordml/symex" mc:Ignorable="w14 w15 w16se w16cid w16 w16cex w16sdtdh">
   <w:docDefaults>
     <w:rPrDefault>
       <w:rPr>
@@ -5623,7 +5698,7 @@
       </w:pPr>
     </w:pPrDefault>
   </w:docDefaults>
-  <w:latentStyles w:defLockedState="0" w:defUIPriority="99" w:defSemiHidden="0" w:defUnhideWhenUsed="0" w:defQFormat="0" w:count="371">
+  <w:latentStyles w:defLockedState="0" w:defUIPriority="99" w:defSemiHidden="0" w:defUnhideWhenUsed="0" w:defQFormat="0" w:count="376">
     <w:lsdException w:name="Normal" w:uiPriority="0" w:qFormat="1"/>
     <w:lsdException w:name="heading 1" w:uiPriority="9" w:qFormat="1"/>
     <w:lsdException w:name="heading 2" w:semiHidden="1" w:uiPriority="9" w:unhideWhenUsed="1" w:qFormat="1"/>
@@ -5729,7 +5804,6 @@
     <w:lsdException w:name="HTML Sample" w:semiHidden="1" w:unhideWhenUsed="1"/>
     <w:lsdException w:name="HTML Typewriter" w:semiHidden="1" w:unhideWhenUsed="1"/>
     <w:lsdException w:name="HTML Variable" w:semiHidden="1" w:unhideWhenUsed="1"/>
-    <w:lsdException w:name="Normal Table" w:semiHidden="1" w:unhideWhenUsed="1"/>
     <w:lsdException w:name="annotation subject" w:semiHidden="1" w:unhideWhenUsed="1"/>
     <w:lsdException w:name="No List" w:semiHidden="1" w:unhideWhenUsed="1"/>
     <w:lsdException w:name="Outline List 1" w:semiHidden="1" w:unhideWhenUsed="1"/>
@@ -5772,11 +5846,8 @@
     <w:lsdException w:name="Table Contemporary" w:semiHidden="1" w:unhideWhenUsed="1"/>
     <w:lsdException w:name="Table Elegant" w:semiHidden="1" w:unhideWhenUsed="1"/>
     <w:lsdException w:name="Table Professional" w:semiHidden="1" w:unhideWhenUsed="1"/>
-    <w:lsdException w:name="Table Subtle 1" w:semiHidden="1" w:unhideWhenUsed="1"/>
     <w:lsdException w:name="Table Subtle 2" w:semiHidden="1" w:unhideWhenUsed="1"/>
     <w:lsdException w:name="Table Web 1" w:semiHidden="1" w:unhideWhenUsed="1"/>
-    <w:lsdException w:name="Table Web 2" w:semiHidden="1" w:unhideWhenUsed="1"/>
-    <w:lsdException w:name="Table Web 3" w:semiHidden="1" w:unhideWhenUsed="1"/>
     <w:lsdException w:name="Balloon Text" w:semiHidden="1" w:unhideWhenUsed="1"/>
     <w:lsdException w:name="Table Grid" w:uiPriority="59"/>
     <w:lsdException w:name="Table Theme" w:semiHidden="1" w:unhideWhenUsed="1"/>
@@ -5995,6 +6066,11 @@
     <w:lsdException w:name="List Table 5 Dark Accent 6" w:uiPriority="50"/>
     <w:lsdException w:name="List Table 6 Colorful Accent 6" w:uiPriority="51"/>
     <w:lsdException w:name="List Table 7 Colorful Accent 6" w:uiPriority="52"/>
+    <w:lsdException w:name="Mention" w:semiHidden="1" w:unhideWhenUsed="1"/>
+    <w:lsdException w:name="Smart Hyperlink" w:semiHidden="1" w:unhideWhenUsed="1"/>
+    <w:lsdException w:name="Hashtag" w:semiHidden="1" w:unhideWhenUsed="1"/>
+    <w:lsdException w:name="Unresolved Mention" w:semiHidden="1" w:unhideWhenUsed="1"/>
+    <w:lsdException w:name="Smart Link" w:semiHidden="1" w:unhideWhenUsed="1"/>
   </w:latentStyles>
   <w:style w:type="paragraph" w:default="1" w:styleId="a">
     <w:name w:val="Normal"/>
@@ -6003,6 +6079,7 @@
   <w:style w:type="character" w:default="1" w:styleId="a0">
     <w:name w:val="Default Paragraph Font"/>
     <w:uiPriority w:val="1"/>
+    <w:semiHidden/>
     <w:unhideWhenUsed/>
   </w:style>
   <w:style w:type="table" w:default="1" w:styleId="a1">
@@ -6152,7 +6229,6 @@
       <w:lang w:eastAsia="ru-RU"/>
     </w:rPr>
     <w:tblPr>
-      <w:tblInd w:w="0" w:type="dxa"/>
       <w:tblBorders>
         <w:top w:val="single" w:sz="4" w:space="0" w:color="000000"/>
         <w:left w:val="single" w:sz="4" w:space="0" w:color="000000"/>
@@ -6161,12 +6237,6 @@
         <w:insideH w:val="single" w:sz="4" w:space="0" w:color="000000"/>
         <w:insideV w:val="single" w:sz="4" w:space="0" w:color="000000"/>
       </w:tblBorders>
-      <w:tblCellMar>
-        <w:top w:w="0" w:type="dxa"/>
-        <w:left w:w="108" w:type="dxa"/>
-        <w:bottom w:w="0" w:type="dxa"/>
-        <w:right w:w="108" w:type="dxa"/>
-      </w:tblCellMar>
     </w:tblPr>
   </w:style>
 </w:styles>
